--- a/public/dontstop-lecture/proposal-institution.docx
+++ b/public/dontstop-lecture/proposal-institution.docx
@@ -3,85 +3,53 @@
 <w:document xmlns:wpc="http://schemas.microsoft.com/office/word/2010/wordprocessingCanvas" xmlns:mo="http://schemas.microsoft.com/office/mac/office/2008/main" xmlns:mc="http://schemas.openxmlformats.org/markup-compatibility/2006" xmlns:mv="urn:schemas-microsoft-com:mac:vml" xmlns:o="urn:schemas-microsoft-com:office:office" xmlns:r="http://schemas.openxmlformats.org/officeDocument/2006/relationships" xmlns:m="http://schemas.openxmlformats.org/officeDocument/2006/math" xmlns:v="urn:schemas-microsoft-com:vml" xmlns:wp14="http://schemas.microsoft.com/office/word/2010/wordprocessingDrawing" xmlns:wp="http://schemas.openxmlformats.org/drawingml/2006/wordprocessingDrawing" xmlns:w10="urn:schemas-microsoft-com:office:word" xmlns:w="http://schemas.openxmlformats.org/wordprocessingml/2006/main" xmlns:w14="http://schemas.microsoft.com/office/word/2010/wordml" xmlns:wpg="http://schemas.microsoft.com/office/word/2010/wordprocessingGroup" xmlns:wpi="http://schemas.microsoft.com/office/word/2010/wordprocessingInk" xmlns:wne="http://schemas.microsoft.com/office/word/2006/wordml" xmlns:wps="http://schemas.microsoft.com/office/word/2010/wordprocessingShape" mc:Ignorable="w14 wp14">
   <w:body>
     <w:p>
-      <w:pPr>
-        <w:pStyle w:val="Subtitle"/>
-      </w:pPr>
-      <w:r>
-        <w:t>DON’T STOP ENGLISH</w:t>
-      </w:r>
-    </w:p>
-    <w:p>
-      <w:pPr>
-        <w:pStyle w:val="Title"/>
-      </w:pPr>
       <w:r>
         <w:t>중장년·어르신 생활·여행 영어</w:t>
       </w:r>
     </w:p>
     <w:p>
       <w:r>
-        <w:t>기관 단체 특강 제안서</w:t>
-      </w:r>
-    </w:p>
-    <w:p>
-      <w:pPr>
-        <w:pStyle w:val="Heading2"/>
-      </w:pPr>
-      <w:r>
-        <w:t>제안 개요</w:t>
+        <w:t>생활 속 한마디,</w:t>
       </w:r>
     </w:p>
     <w:p>
       <w:r>
-        <w:t>대상 · 부천 중장년·어르신 단체</w:t>
-        <w:br/>
-        <w:t>규모 · 10명 이상을 기준으로 공간과 지원 여건에 따라 협의</w:t>
-        <w:br/>
-        <w:t>시간 · 60분 / 90분 / 120분 중 목적에 맞춰 구성</w:t>
-        <w:br/>
-        <w:t>진행 · 박새미, 돈스탑 잉글리시 운영자</w:t>
-        <w:br/>
-        <w:t>목표 · 선택한 생활·여행 장면의 짧은 표현을 듣고 직접 말해보는 활동</w:t>
-      </w:r>
-    </w:p>
-    <w:p>
-      <w:pPr>
-        <w:pStyle w:val="Heading2"/>
-      </w:pPr>
-      <w:r>
-        <w:t>세 가지 주제 중 선택</w:t>
+        <w:t>함께 말해보는 영어</w:t>
       </w:r>
     </w:p>
     <w:p>
       <w:r>
-        <w:t>여행 주문 영어 · 메뉴를 고르고 수량과 원하는 것을 말하기</w:t>
-        <w:br/>
-        <w:t>길 찾기 영어 · 목적지를 묻고 간단한 안내를 듣기</w:t>
-        <w:br/>
-        <w:t>인사와 소개 영어 · 인사하고 이름과 관심사를 짧게 나누기</w:t>
-        <w:br/>
-        <w:t>첫 특강은 주제 하나를 선택하여 설명과 연습의 밀도를 높입니다.</w:t>
-      </w:r>
-    </w:p>
-    <w:p>
-      <w:pPr>
-        <w:pStyle w:val="Heading2"/>
-      </w:pPr>
-      <w:r>
-        <w:t>60분 기본 구성</w:t>
+        <w:t>기관의 공간에서 듣고, 읽고, 말해보는</w:t>
       </w:r>
     </w:p>
     <w:p>
       <w:r>
-        <w:t>도입 10분 · 참가자가 원하는 장면과 참여 방식 확인</w:t>
-        <w:br/>
-        <w:t>표현 익히기 15분 · 한국어 상황 설명과 짧은 표현 듣기</w:t>
-        <w:br/>
-        <w:t>함께 연습 20분 · 따라 말하기와 선택적인 짝 활동</w:t>
-        <w:br/>
-        <w:t>상황 적용 10분 · 역할을 바꿔 표현 사용하기</w:t>
-        <w:br/>
-        <w:t>마무리 5분 · 오늘의 표현과 집에서 해볼 연습 정리</w:t>
+        <w:t>60·90·120분 참여형 출강 프로그램 제안</w:t>
+      </w:r>
+    </w:p>
+    <w:p>
+      <w:r>
+        <w:t>박새미 · 돈스탑 잉글리시 운영자</w:t>
+      </w:r>
+    </w:p>
+    <w:p>
+      <w:r>
+        <w:t>부천 중심 · 일정과 운영 조건 협의</w:t>
+      </w:r>
+    </w:p>
+    <w:p>
+      <w:r>
+        <w:t>AI로 제작한 수업 콘셉트 이미지</w:t>
+      </w:r>
+    </w:p>
+    <w:p>
+      <w:r>
+        <w:t>박새미 · 돈스탑 잉글리시 · 출강 구성 제안 01 / 8</w:t>
+      </w:r>
+    </w:p>
+    <w:p>
+      <w:r>
+        <w:t>DON’T STOP ENGLISHDON’T STOP ENGLISH</w:t>
       </w:r>
     </w:p>
     <w:p>
@@ -90,79 +58,752 @@
       </w:r>
     </w:p>
     <w:p>
-      <w:pPr>
-        <w:pStyle w:val="Title"/>
-      </w:pPr>
       <w:r>
-        <w:t>중장년·어르신 생활·여행 영어 · 운영 구성</w:t>
-      </w:r>
-    </w:p>
-    <w:p>
-      <w:pPr>
-        <w:pStyle w:val="Heading2"/>
-      </w:pPr>
-      <w:r>
-        <w:t>90분과 120분으로 확장</w:t>
+        <w:t>DON’T STOP ENGLISH</w:t>
       </w:r>
     </w:p>
     <w:p>
       <w:r>
-        <w:t>90분 · 도입 10분, 표현 익히기 20분, 함께 연습 25분, 휴식 5분, 상황 적용 20분, 정리 10분</w:t>
-        <w:br/>
-        <w:t>120분 · 도입 15분, 표현 익히기 25분, 함께 연습 30분, 휴식 10분, 상황 적용 25분, 정리 15분</w:t>
-        <w:br/>
-        <w:t>실제 활동과 휴식은 참가자의 요구와 기관 운영에 맞춰 조정합니다.</w:t>
-      </w:r>
-    </w:p>
-    <w:p>
-      <w:pPr>
-        <w:pStyle w:val="Heading2"/>
-      </w:pPr>
-      <w:r>
-        <w:t>기관과 강사의 준비 분담</w:t>
+        <w:t>01 · PROGRAM INTENT</w:t>
       </w:r>
     </w:p>
     <w:p>
       <w:r>
-        <w:t>기관 협의 · 참가자 모집과 안내, 공간, 출입·접근 동선, 장비와 필요한 참여 지원</w:t>
-        <w:br/>
-        <w:t>강사 준비 · 대상에 맞춘 진행안, 큰 글씨 표현 자료, 선택 활동과 마무리 자료</w:t>
-        <w:br/>
-        <w:t>공동 확인 · 교재 인쇄 수량, 음향 필요 여부, 담당자 연락 방법과 운영 조건</w:t>
-      </w:r>
-    </w:p>
-    <w:p>
-      <w:pPr>
-        <w:pStyle w:val="Heading2"/>
-      </w:pPr>
-      <w:r>
-        <w:t>확정 절차와 제안 조건</w:t>
+        <w:t>강의를 듣는 시간에서,</w:t>
       </w:r>
     </w:p>
     <w:p>
       <w:r>
-        <w:t>대상·주제 상담 → 인원·시간·장소 확인 → 비용·준비 분담 협의 → 일정 확정</w:t>
-        <w:br/>
-        <w:t>비용은 시간, 인원, 교재와 이동 조건을 확인한 뒤 안내합니다. 개인정보나 촬영 동의를 기본 참여 조건으로 요구하지 않습니다. 수업 후에는 익명 의견으로 다음 구성을 조정하는 방식을 제안합니다.</w:t>
+        <w:t>직접 써보는 시간으로</w:t>
       </w:r>
     </w:p>
     <w:p>
       <w:r>
-        <w:t>출강 문의 · 돈스탑 잉글리시 카카오톡 채널</w:t>
-        <w:br/>
+        <w:t>영어를 처음 접하거나 다시 시작하는 참여자가 생활·여행 장면에서 짧은</w:t>
+      </w:r>
+    </w:p>
+    <w:p>
+      <w:r>
+        <w:t>표현을 직접 써보도록 구성한 제안입니다.</w:t>
+      </w:r>
+    </w:p>
+    <w:p>
+      <w:r>
+        <w:t>10명 이상 60~120분 부천 중심</w:t>
+      </w:r>
+    </w:p>
+    <w:p>
+      <w:r>
+        <w:t>완벽한 문장보다</w:t>
+      </w:r>
+    </w:p>
+    <w:p>
+      <w:r>
+        <w:t>오늘 말해본 한마디가 남도록.</w:t>
+      </w:r>
+    </w:p>
+    <w:p>
+      <w:r>
+        <w:t>01 한국어로 장면을 이해합니다</w:t>
+      </w:r>
+    </w:p>
+    <w:p>
+      <w:r>
+        <w:t>주문·인사·길 묻기처럼 익숙한 상황을 먼저 살펴봅니다.</w:t>
+      </w:r>
+    </w:p>
+    <w:p>
+      <w:r>
+        <w:t>02 큰 글씨로 표현을 만납니다</w:t>
+      </w:r>
+    </w:p>
+    <w:p>
+      <w:r>
+        <w:t>짧은 문장을 읽고 듣습니다. 글씨 크기와 진행 속도는 사전에</w:t>
+      </w:r>
+    </w:p>
+    <w:p>
+      <w:r>
+        <w:t>확인합니다.</w:t>
+      </w:r>
+    </w:p>
+    <w:p>
+      <w:r>
+        <w:t>03 편한 방식으로 말해봅니다</w:t>
+      </w:r>
+    </w:p>
+    <w:p>
+      <w:r>
+        <w:t>함께 따라 말하기와 짝 활동을 선택합니다. 혼자 발표하거나 스마트폰을</w:t>
+      </w:r>
+    </w:p>
+    <w:p>
+      <w:r>
+        <w:t>사용하는 활동은 필수가 아닙니다.</w:t>
+      </w:r>
+    </w:p>
+    <w:p>
+      <w:r>
+        <w:t>박새미 · 돈스탑 잉글리시 · 출강 구성 제안 02 / 8</w:t>
+      </w:r>
+    </w:p>
+    <w:p>
+      <w:r>
+        <w:br w:type="page"/>
+      </w:r>
+    </w:p>
+    <w:p>
+      <w:r>
+        <w:t>DON’T STOP ENGLISH</w:t>
+      </w:r>
+    </w:p>
+    <w:p>
+      <w:r>
+        <w:t>02 · PROGRAM MENU</w:t>
+      </w:r>
+    </w:p>
+    <w:p>
+      <w:r>
+        <w:t>기관의 목적에 맞춰</w:t>
+      </w:r>
+    </w:p>
+    <w:p>
+      <w:r>
+        <w:t>주제를 고릅니다</w:t>
+      </w:r>
+    </w:p>
+    <w:p>
+      <w:r>
+        <w:t>한 번의 특강은 한 가지 장면을 중심으로 진행합니다. 반복 모임에서는 주제를 이어</w:t>
+      </w:r>
+    </w:p>
+    <w:p>
+      <w:r>
+        <w:t>구성할 수 있습니다.</w:t>
+      </w:r>
+    </w:p>
+    <w:p>
+      <w:r>
+        <w:t>주제 연습할 장면 말해볼 표현</w:t>
+      </w:r>
+    </w:p>
+    <w:p>
+      <w:r>
+        <w:t>생활 인사 첫 만남에서 인사하고</w:t>
+      </w:r>
+    </w:p>
+    <w:p>
+      <w:r>
+        <w:t>내 이름 소개하기</w:t>
+      </w:r>
+    </w:p>
+    <w:p>
+      <w:r>
+        <w:t>Hello.</w:t>
+      </w:r>
+    </w:p>
+    <w:p>
+      <w:r>
+        <w:t>My name is …</w:t>
+      </w:r>
+    </w:p>
+    <w:p>
+      <w:r>
+        <w:t>카페 주문 원하는 음료를 말하고</w:t>
+      </w:r>
+    </w:p>
+    <w:p>
+      <w:r>
+        <w:t>정중하게 요청하기</w:t>
+      </w:r>
+    </w:p>
+    <w:p>
+      <w:r>
+        <w:t>A coffee, please.</w:t>
+      </w:r>
+    </w:p>
+    <w:p>
+      <w:r>
+        <w:t>Thank you.</w:t>
+      </w:r>
+    </w:p>
+    <w:p>
+      <w:r>
+        <w:t>여행 길 묻기 찾는 장소를 묻고</w:t>
+      </w:r>
+    </w:p>
+    <w:p>
+      <w:r>
+        <w:t>상대의 안내 듣기</w:t>
+      </w:r>
+    </w:p>
+    <w:p>
+      <w:r>
+        <w:t>Where is the station?</w:t>
+      </w:r>
+    </w:p>
+    <w:p>
+      <w:r>
+        <w:t>다시 부탁하기 잘 듣지 못했을 때</w:t>
+      </w:r>
+    </w:p>
+    <w:p>
+      <w:r>
+        <w:t>천천히 말해달라고 요청하기</w:t>
+      </w:r>
+    </w:p>
+    <w:p>
+      <w:r>
+        <w:t>Slowly, please.</w:t>
+      </w:r>
+    </w:p>
+    <w:p>
+      <w:r>
+        <w:t>주제는 참여자의 필요에서 정합니다</w:t>
+      </w:r>
+    </w:p>
+    <w:p>
+      <w:r>
+        <w:t>여행 예정, 영어 경험, 듣기 환경과 관심 장면을 확인하고 사용할 표현의</w:t>
+      </w:r>
+    </w:p>
+    <w:p>
+      <w:r>
+        <w:t>수와 활동 난이도를 조정합니다.</w:t>
+      </w:r>
+    </w:p>
+    <w:p>
+      <w:r>
+        <w:t>위 내용은 제안 구성입니다. 실제 일정·주제·교재는 협의 후 확정합니다.</w:t>
+      </w:r>
+    </w:p>
+    <w:p>
+      <w:r>
+        <w:t>박새미 · 돈스탑 잉글리시 · 출강 구성 제안 03 / 8</w:t>
+      </w:r>
+    </w:p>
+    <w:p>
+      <w:r>
+        <w:br w:type="page"/>
+      </w:r>
+    </w:p>
+    <w:p>
+      <w:r>
+        <w:t>DON’T STOP ENGLISH</w:t>
+      </w:r>
+    </w:p>
+    <w:p>
+      <w:r>
+        <w:t>03 · IN THE CLASSROOM</w:t>
+      </w:r>
+    </w:p>
+    <w:p>
+      <w:r>
+        <w:t>실습 장면</w:t>
+      </w:r>
+    </w:p>
+    <w:p>
+      <w:r>
+        <w:t>카페에서 커피 주문하기</w:t>
+      </w:r>
+    </w:p>
+    <w:p>
+      <w:r>
+        <w:t>AI로 제작한 수업 콘셉트 이미지</w:t>
+      </w:r>
+    </w:p>
+    <w:p>
+      <w:r>
+        <w:t>오늘의 표현</w:t>
+      </w:r>
+    </w:p>
+    <w:p>
+      <w:r>
+        <w:t>A coffee, please.</w:t>
+      </w:r>
+    </w:p>
+    <w:p>
+      <w:r>
+        <w:t>커피 한 잔 부탁합니다.</w:t>
+      </w:r>
+    </w:p>
+    <w:p>
+      <w:r>
+        <w:t>손님 A coffee, please.</w:t>
+      </w:r>
+    </w:p>
+    <w:p>
+      <w:r>
+        <w:t>직원 Here you are. 여기 있습니다.</w:t>
+      </w:r>
+    </w:p>
+    <w:p>
+      <w:r>
+        <w:t>손님 Thank you. 감사합니다.</w:t>
+      </w:r>
+    </w:p>
+    <w:p>
+      <w:r>
+        <w:t>첫 번째 연습</w:t>
+      </w:r>
+    </w:p>
+    <w:p>
+      <w:r>
+        <w:t>함께 듣고 따라 말합니다.</w:t>
+      </w:r>
+    </w:p>
+    <w:p>
+      <w:r>
+        <w:t>읽기만 참여해도 괜찮습니다.</w:t>
+      </w:r>
+    </w:p>
+    <w:p>
+      <w:r>
+        <w:t>두 번째 연습</w:t>
+      </w:r>
+    </w:p>
+    <w:p>
+      <w:r>
+        <w:t>손님과 직원 역할을 바꿉니다.</w:t>
+      </w:r>
+    </w:p>
+    <w:p>
+      <w:r>
+        <w:t>원하면 차 주문으로 바꿔봅니다.</w:t>
+      </w:r>
+    </w:p>
+    <w:p>
+      <w:r>
+        <w:t>교재 예시 · 표현과 역할 활동은 참가자의 요구에 맞춰 조정합니다.</w:t>
+      </w:r>
+    </w:p>
+    <w:p>
+      <w:r>
+        <w:t>박새미 · 돈스탑 잉글리시 · 출강 구성 제안 04 / 8</w:t>
+      </w:r>
+    </w:p>
+    <w:p>
+      <w:r>
+        <w:br w:type="page"/>
+      </w:r>
+    </w:p>
+    <w:p>
+      <w:r>
+        <w:t>DON’T STOP ENGLISH</w:t>
+      </w:r>
+    </w:p>
+    <w:p>
+      <w:r>
+        <w:t>04 · SESSION DESIGN</w:t>
+      </w:r>
+    </w:p>
+    <w:p>
+      <w:r>
+        <w:t>60·90·120분,</w:t>
+      </w:r>
+    </w:p>
+    <w:p>
+      <w:r>
+        <w:t>시간마다 다른 구성</w:t>
+      </w:r>
+    </w:p>
+    <w:p>
+      <w:r>
+        <w:t>도입부터 마무리까지 실제 시간 배분을 제안합니다. 휴식과 참여 지원은 기관과</w:t>
+      </w:r>
+    </w:p>
+    <w:p>
+      <w:r>
+        <w:t>조정합니다.</w:t>
+      </w:r>
+    </w:p>
+    <w:p>
+      <w:r>
+        <w:t>진행 구간 60분 90분 120분</w:t>
+      </w:r>
+    </w:p>
+    <w:p>
+      <w:r>
+        <w:t>도입·장면 이해 10분 10분 15분</w:t>
+      </w:r>
+    </w:p>
+    <w:p>
+      <w:r>
+        <w:t>표현 듣고 읽기 15분 20분 25분</w:t>
+      </w:r>
+    </w:p>
+    <w:p>
+      <w:r>
+        <w:t>함께 말하기·짝 연습 20분 25분 30분</w:t>
+      </w:r>
+    </w:p>
+    <w:p>
+      <w:r>
+        <w:t>휴식 필요 시 조정 5분 10분</w:t>
+      </w:r>
+    </w:p>
+    <w:p>
+      <w:r>
+        <w:t>상황 적용·역할 바꾸기 10분 20분 25분</w:t>
+      </w:r>
+    </w:p>
+    <w:p>
+      <w:r>
+        <w:t>표현 정리·참여 의견 5분 10분 15분</w:t>
+      </w:r>
+    </w:p>
+    <w:p>
+      <w:r>
+        <w:t>전체 60분 90분 120분</w:t>
+      </w:r>
+    </w:p>
+    <w:p>
+      <w:r>
+        <w:t>운영 선택</w:t>
+      </w:r>
+    </w:p>
+    <w:p>
+      <w:r>
+        <w:t>60분은 한 장면을 가볍게 경험하는 구성.</w:t>
+      </w:r>
+    </w:p>
+    <w:p>
+      <w:r>
+        <w:t>90분은 짝 활동과 상황 적용을 충분히 경험하는 구성.</w:t>
+      </w:r>
+    </w:p>
+    <w:p>
+      <w:r>
+        <w:t>120분은 휴식과 반복 연습을 넉넉히 두는 구성.</w:t>
+      </w:r>
+    </w:p>
+    <w:p>
+      <w:r>
+        <w:t>박새미 · 돈스탑 잉글리시 · 출강 구성 제안 05 / 8</w:t>
+      </w:r>
+    </w:p>
+    <w:p>
+      <w:r>
+        <w:br w:type="page"/>
+      </w:r>
+    </w:p>
+    <w:p>
+      <w:r>
+        <w:t>DON’T STOP ENGLISH</w:t>
+      </w:r>
+    </w:p>
+    <w:p>
+      <w:r>
+        <w:t>05 · OPERATION CHECK</w:t>
+      </w:r>
+    </w:p>
+    <w:p>
+      <w:r>
+        <w:t>함께 준비할 항목을</w:t>
+      </w:r>
+    </w:p>
+    <w:p>
+      <w:r>
+        <w:t>한눈에 정리합니다</w:t>
+      </w:r>
+    </w:p>
+    <w:p>
+      <w:r>
+        <w:t>01</w:t>
+      </w:r>
+    </w:p>
+    <w:p>
+      <w:r>
+        <w:t>기관에서 확인</w:t>
+      </w:r>
+    </w:p>
+    <w:p>
+      <w:r>
+        <w:t>참여자</w:t>
+      </w:r>
+    </w:p>
+    <w:p>
+      <w:r>
+        <w:t>인원·연령대·영어 경험과 모집 안내</w:t>
+      </w:r>
+    </w:p>
+    <w:p>
+      <w:r>
+        <w:t>공간</w:t>
+      </w:r>
+    </w:p>
+    <w:p>
+      <w:r>
+        <w:t>자리 배치·청취 환경·이동 동선</w:t>
+      </w:r>
+    </w:p>
+    <w:p>
+      <w:r>
+        <w:t>운영</w:t>
+      </w:r>
+    </w:p>
+    <w:p>
+      <w:r>
+        <w:t>희망 시간·교재 인쇄·휴식과 참여 지원</w:t>
+      </w:r>
+    </w:p>
+    <w:p>
+      <w:r>
+        <w:t>02</w:t>
+      </w:r>
+    </w:p>
+    <w:p>
+      <w:r>
+        <w:t>강사가 준비</w:t>
+      </w:r>
+    </w:p>
+    <w:p>
+      <w:r>
+        <w:t>진행안</w:t>
+      </w:r>
+    </w:p>
+    <w:p>
+      <w:r>
+        <w:t>선택 주제와 인원에 맞춘 시간 구성</w:t>
+      </w:r>
+    </w:p>
+    <w:p>
+      <w:r>
+        <w:t>표현 자료</w:t>
+      </w:r>
+    </w:p>
+    <w:p>
+      <w:r>
+        <w:t>큰 글씨·짧은 문장 중심의 교재</w:t>
+      </w:r>
+    </w:p>
+    <w:p>
+      <w:r>
+        <w:t>활동</w:t>
+      </w:r>
+    </w:p>
+    <w:p>
+      <w:r>
+        <w:t>함께 따라 말하기·선택적 짝 활동</w:t>
+      </w:r>
+    </w:p>
+    <w:p>
+      <w:r>
+        <w:t>일정을 정하기 전에</w:t>
+      </w:r>
+    </w:p>
+    <w:p>
+      <w:r>
+        <w:t>날짜·장소·인원·시간·교재·비용·변경 조건을 함께 확인합니다. 비용은 수업</w:t>
+      </w:r>
+    </w:p>
+    <w:p>
+      <w:r>
+        <w:t>시간과 인원, 준비·이동 조건을 확인한 뒤 협의합니다.</w:t>
+      </w:r>
+    </w:p>
+    <w:p>
+      <w:r>
+        <w:t>박새미 · 돈스탑 잉글리시 · 출강 구성 제안 06 / 8</w:t>
+      </w:r>
+    </w:p>
+    <w:p>
+      <w:r>
+        <w:br w:type="page"/>
+      </w:r>
+    </w:p>
+    <w:p>
+      <w:r>
+        <w:t>DON’T STOP ENGLISH</w:t>
+      </w:r>
+    </w:p>
+    <w:p>
+      <w:r>
+        <w:t>06 · AFTER THE SESSION</w:t>
+      </w:r>
+    </w:p>
+    <w:p>
+      <w:r>
+        <w:t>수업이 끝나도,</w:t>
+      </w:r>
+    </w:p>
+    <w:p>
+      <w:r>
+        <w:t>다시 볼 한 장이 남도록</w:t>
+      </w:r>
+    </w:p>
+    <w:p>
+      <w:r>
+        <w:t>AI로 제작한 수업 콘셉트 이미지</w:t>
+      </w:r>
+    </w:p>
+    <w:p>
+      <w:r>
+        <w:t>01 오늘의 표현 카드</w:t>
+      </w:r>
+    </w:p>
+    <w:p>
+      <w:r>
+        <w:t>그날 연습한 표현과 뜻을 다시 볼 수 있도록 정리하는 구성을</w:t>
+      </w:r>
+    </w:p>
+    <w:p>
+      <w:r>
+        <w:t>제안합니다.</w:t>
+      </w:r>
+    </w:p>
+    <w:p>
+      <w:r>
+        <w:t>02 참여 경험 확인</w:t>
+      </w:r>
+    </w:p>
+    <w:p>
+      <w:r>
+        <w:t>글씨·속도·활동 방식의 편안함, 다음에 연습하고 싶은 장면을 짧게</w:t>
+      </w:r>
+    </w:p>
+    <w:p>
+      <w:r>
+        <w:t>확인합니다.</w:t>
+      </w:r>
+    </w:p>
+    <w:p>
+      <w:r>
+        <w:t>03 기관에 남기는 운영 정리</w:t>
+      </w:r>
+    </w:p>
+    <w:p>
+      <w:r>
+        <w:t>진행 주제와 시간, 제공 교재, 익명 참여 의견을 정리하는 방식을</w:t>
+      </w:r>
+    </w:p>
+    <w:p>
+      <w:r>
+        <w:t>협의합니다.</w:t>
+      </w:r>
+    </w:p>
+    <w:p>
+      <w:r>
+        <w:t>학습 효과나 성과를 단정하는 평가가 아니라, 다음 운영을 위한 참여 경험 확인입니다.</w:t>
+      </w:r>
+    </w:p>
+    <w:p>
+      <w:r>
+        <w:t>박새미 · 돈스탑 잉글리시 · 출강 구성 제안 07 / 8</w:t>
+      </w:r>
+    </w:p>
+    <w:p>
+      <w:r>
+        <w:br w:type="page"/>
+      </w:r>
+    </w:p>
+    <w:p>
+      <w:r>
+        <w:t>DON’T STOP ENGLISH</w:t>
+      </w:r>
+    </w:p>
+    <w:p>
+      <w:r>
+        <w:t>07 · INSTRUCTOR &amp; CONTACT</w:t>
+      </w:r>
+    </w:p>
+    <w:p>
+      <w:r>
+        <w:t>우리 기관에 맞는 수업,</w:t>
+      </w:r>
+    </w:p>
+    <w:p>
+      <w:r>
+        <w:t>함께 정해볼까요</w:t>
+      </w:r>
+    </w:p>
+    <w:p>
+      <w:r>
+        <w:t>박새미</w:t>
+      </w:r>
+    </w:p>
+    <w:p>
+      <w:r>
+        <w:t>돈스탑 잉글리시 운영자</w:t>
+      </w:r>
+    </w:p>
+    <w:p>
+      <w:r>
+        <w:t>부천의 중장년·어르신을 위한</w:t>
+      </w:r>
+    </w:p>
+    <w:p>
+      <w:r>
+        <w:t>생활·여행 영어 출강을 제안합니다.</w:t>
+      </w:r>
+    </w:p>
+    <w:p>
+      <w:r>
+        <w:t>사진·학력·경력·자격은 별첨 강사 프로필 양식에 실제 이력을 작성해 제출합니다.</w:t>
+      </w:r>
+    </w:p>
+    <w:p>
+      <w:r>
+        <w:t>문의할 때 알려주세요</w:t>
+      </w:r>
+    </w:p>
+    <w:p>
+      <w:r>
+        <w:t>참여 인원과 대상 · 배우고 싶은 장면</w:t>
+      </w:r>
+    </w:p>
+    <w:p>
+      <w:r>
+        <w:t>희망 날짜와 시간 · 장소와 준비 환경</w:t>
+      </w:r>
+    </w:p>
+    <w:p>
+      <w:r>
+        <w:t>돈스탑 잉글리시 공식 카카오 채널</w:t>
+      </w:r>
+    </w:p>
+    <w:p>
+      <w:r>
         <w:t>https://pf.kakao.com/_cDxaKn/chat</w:t>
-        <w:br/>
-        <w:t>출강 구성 제안 · 주제, 일정, 장소, 비용과 운영 조건은 협의 후 확정합니다.</w:t>
+      </w:r>
+    </w:p>
+    <w:p>
+      <w:r>
+        <w:t>본 자료는 출강 구성 제안입니다.</w:t>
+      </w:r>
+    </w:p>
+    <w:p>
+      <w:r>
+        <w:t>일정·장소·비용과 운영 조건은 협의 후 확정합니다.</w:t>
+      </w:r>
+    </w:p>
+    <w:p>
+      <w:r>
+        <w:t>박새미 · 돈스탑 잉글리시 · 출강 구성 제안 08 / 8</w:t>
       </w:r>
     </w:p>
     <w:sectPr>
-      <w:pgSz w:w="12240" w:h="15840"/>
-      <w:pgMar w:top="1080" w:right="1080" w:bottom="936" w:left="1080" w:header="720" w:footer="720" w:gutter="0"/>
+      <w:footerReference w:type="default" r:id="rId9"/>
+      <w:pgSz w:w="11906" w:h="16838"/>
+      <w:pgMar w:top="964" w:right="1020" w:bottom="964" w:left="1020" w:header="720" w:footer="720" w:gutter="0"/>
       <w:cols w:space="720"/>
       <w:docGrid w:linePitch="360"/>
     </w:sectPr>
   </w:body>
 </w:document>
+</file>
+
+<file path=word/footer1.xml><?xml version="1.0" encoding="utf-8"?>
+<w:ftr xmlns:m="http://schemas.openxmlformats.org/officeDocument/2006/math" xmlns:mc="http://schemas.openxmlformats.org/markup-compatibility/2006" xmlns:mo="http://schemas.microsoft.com/office/mac/office/2008/main" xmlns:mv="urn:schemas-microsoft-com:mac:vml" xmlns:o="urn:schemas-microsoft-com:office:office" xmlns:r="http://schemas.openxmlformats.org/officeDocument/2006/relationships" xmlns:v="urn:schemas-microsoft-com:vml" xmlns:w10="urn:schemas-microsoft-com:office:word" xmlns:w14="http://schemas.microsoft.com/office/word/2010/wordml" xmlns:w="http://schemas.openxmlformats.org/wordprocessingml/2006/main" xmlns:wne="http://schemas.microsoft.com/office/word/2006/wordml" xmlns:wp14="http://schemas.microsoft.com/office/word/2010/wordprocessingDrawing" xmlns:wp="http://schemas.openxmlformats.org/drawingml/2006/wordprocessingDrawing" xmlns:wpc="http://schemas.microsoft.com/office/word/2010/wordprocessingCanvas" xmlns:wpg="http://schemas.microsoft.com/office/word/2010/wordprocessingGroup" xmlns:wpi="http://schemas.microsoft.com/office/word/2010/wordprocessingInk" xmlns:wps="http://schemas.microsoft.com/office/word/2010/wordprocessingShape" mc:Ignorable="w14 wp14">
+  <w:p>
+    <w:pPr>
+      <w:pStyle w:val="Footer"/>
+    </w:pPr>
+    <w:r>
+      <w:t>PDF 편집판의 원문 수정용 자료 · 돈스탑 잉글리시</w:t>
+    </w:r>
+  </w:p>
+</w:ftr>
 </file>
 
 <file path=word/numbering.xml><?xml version="1.0" encoding="utf-8"?>
@@ -528,6 +1169,9 @@
     <w:name w:val="Normal"/>
     <w:qFormat/>
     <w:rsid w:val="00FC693F"/>
+    <w:pPr>
+      <w:spacing w:after="80"/>
+    </w:pPr>
     <w:rPr>
       <w:rFonts w:ascii="Malgun Gothic" w:hAnsi="Malgun Gothic" w:eastAsia="Malgun Gothic"/>
       <w:sz w:val="20"/>
@@ -547,10 +1191,6 @@
       </w:tabs>
       <w:spacing w:after="0" w:line="240" w:lineRule="auto"/>
     </w:pPr>
-    <w:rPr>
-      <w:rFonts w:ascii="Malgun Gothic" w:hAnsi="Malgun Gothic" w:eastAsia="Malgun Gothic"/>
-      <w:sz w:val="20"/>
-    </w:rPr>
   </w:style>
   <w:style w:type="character" w:customStyle="1" w:styleId="HeaderChar">
     <w:name w:val="Header Char"/>
@@ -558,10 +1198,6 @@
     <w:link w:val="Header"/>
     <w:uiPriority w:val="99"/>
     <w:rsid w:val="00E618BF"/>
-    <w:rPr>
-      <w:rFonts w:ascii="Malgun Gothic" w:hAnsi="Malgun Gothic" w:eastAsia="Malgun Gothic"/>
-      <w:sz w:val="20"/>
-    </w:rPr>
   </w:style>
   <w:style w:type="paragraph" w:styleId="Footer">
     <w:name w:val="footer"/>
@@ -577,10 +1213,6 @@
       </w:tabs>
       <w:spacing w:after="0" w:line="240" w:lineRule="auto"/>
     </w:pPr>
-    <w:rPr>
-      <w:rFonts w:ascii="Malgun Gothic" w:hAnsi="Malgun Gothic" w:eastAsia="Malgun Gothic"/>
-      <w:sz w:val="20"/>
-    </w:rPr>
   </w:style>
   <w:style w:type="character" w:customStyle="1" w:styleId="FooterChar">
     <w:name w:val="Footer Char"/>
@@ -588,10 +1220,6 @@
     <w:link w:val="Footer"/>
     <w:uiPriority w:val="99"/>
     <w:rsid w:val="00E618BF"/>
-    <w:rPr>
-      <w:rFonts w:ascii="Malgun Gothic" w:hAnsi="Malgun Gothic" w:eastAsia="Malgun Gothic"/>
-      <w:sz w:val="20"/>
-    </w:rPr>
   </w:style>
   <w:style w:type="paragraph" w:styleId="Heading1">
     <w:name w:val="heading 1"/>
@@ -608,11 +1236,11 @@
       <w:outlineLvl w:val="0"/>
     </w:pPr>
     <w:rPr>
-      <w:rFonts w:asciiTheme="majorHAnsi" w:eastAsiaTheme="majorEastAsia" w:hAnsiTheme="majorHAnsi" w:cstheme="majorBidi" w:ascii="Malgun Gothic" w:hAnsi="Malgun Gothic" w:eastAsia="Malgun Gothic"/>
+      <w:rFonts w:asciiTheme="majorHAnsi" w:eastAsiaTheme="majorEastAsia" w:hAnsiTheme="majorHAnsi" w:cstheme="majorBidi"/>
       <w:b/>
       <w:bCs/>
       <w:color w:val="365F91" w:themeColor="accent1" w:themeShade="BF"/>
-      <w:sz w:val="20"/>
+      <w:sz w:val="28"/>
       <w:szCs w:val="28"/>
     </w:rPr>
   </w:style>
@@ -632,11 +1260,11 @@
       <w:outlineLvl w:val="1"/>
     </w:pPr>
     <w:rPr>
-      <w:rFonts w:asciiTheme="majorHAnsi" w:eastAsiaTheme="majorEastAsia" w:hAnsiTheme="majorHAnsi" w:cstheme="majorBidi" w:ascii="Malgun Gothic" w:hAnsi="Malgun Gothic" w:eastAsia="Malgun Gothic"/>
+      <w:rFonts w:asciiTheme="majorHAnsi" w:eastAsiaTheme="majorEastAsia" w:hAnsiTheme="majorHAnsi" w:cstheme="majorBidi"/>
       <w:b/>
       <w:bCs/>
       <w:color w:val="4F81BD" w:themeColor="accent1"/>
-      <w:sz w:val="20"/>
+      <w:sz w:val="26"/>
       <w:szCs w:val="26"/>
     </w:rPr>
   </w:style>
@@ -656,11 +1284,10 @@
       <w:outlineLvl w:val="2"/>
     </w:pPr>
     <w:rPr>
-      <w:rFonts w:asciiTheme="majorHAnsi" w:eastAsiaTheme="majorEastAsia" w:hAnsiTheme="majorHAnsi" w:cstheme="majorBidi" w:ascii="Malgun Gothic" w:hAnsi="Malgun Gothic" w:eastAsia="Malgun Gothic"/>
+      <w:rFonts w:asciiTheme="majorHAnsi" w:eastAsiaTheme="majorEastAsia" w:hAnsiTheme="majorHAnsi" w:cstheme="majorBidi"/>
       <w:b/>
       <w:bCs/>
       <w:color w:val="4F81BD" w:themeColor="accent1"/>
-      <w:sz w:val="20"/>
     </w:rPr>
   </w:style>
   <w:style w:type="paragraph" w:styleId="Heading4">
@@ -680,13 +1307,12 @@
       <w:outlineLvl w:val="3"/>
     </w:pPr>
     <w:rPr>
-      <w:rFonts w:asciiTheme="majorHAnsi" w:eastAsiaTheme="majorEastAsia" w:hAnsiTheme="majorHAnsi" w:cstheme="majorBidi" w:ascii="Malgun Gothic" w:hAnsi="Malgun Gothic" w:eastAsia="Malgun Gothic"/>
+      <w:rFonts w:asciiTheme="majorHAnsi" w:eastAsiaTheme="majorEastAsia" w:hAnsiTheme="majorHAnsi" w:cstheme="majorBidi"/>
       <w:b/>
       <w:bCs/>
       <w:i/>
       <w:iCs/>
       <w:color w:val="4F81BD" w:themeColor="accent1"/>
-      <w:sz w:val="20"/>
     </w:rPr>
   </w:style>
   <w:style w:type="paragraph" w:styleId="Heading5">
@@ -706,9 +1332,8 @@
       <w:outlineLvl w:val="4"/>
     </w:pPr>
     <w:rPr>
-      <w:rFonts w:asciiTheme="majorHAnsi" w:eastAsiaTheme="majorEastAsia" w:hAnsiTheme="majorHAnsi" w:cstheme="majorBidi" w:ascii="Malgun Gothic" w:hAnsi="Malgun Gothic" w:eastAsia="Malgun Gothic"/>
+      <w:rFonts w:asciiTheme="majorHAnsi" w:eastAsiaTheme="majorEastAsia" w:hAnsiTheme="majorHAnsi" w:cstheme="majorBidi"/>
       <w:color w:val="243F60" w:themeColor="accent1" w:themeShade="7F"/>
-      <w:sz w:val="20"/>
     </w:rPr>
   </w:style>
   <w:style w:type="paragraph" w:styleId="Heading6">
@@ -728,11 +1353,10 @@
       <w:outlineLvl w:val="5"/>
     </w:pPr>
     <w:rPr>
-      <w:rFonts w:asciiTheme="majorHAnsi" w:eastAsiaTheme="majorEastAsia" w:hAnsiTheme="majorHAnsi" w:cstheme="majorBidi" w:ascii="Malgun Gothic" w:hAnsi="Malgun Gothic" w:eastAsia="Malgun Gothic"/>
+      <w:rFonts w:asciiTheme="majorHAnsi" w:eastAsiaTheme="majorEastAsia" w:hAnsiTheme="majorHAnsi" w:cstheme="majorBidi"/>
       <w:i/>
       <w:iCs/>
       <w:color w:val="243F60" w:themeColor="accent1" w:themeShade="7F"/>
-      <w:sz w:val="20"/>
     </w:rPr>
   </w:style>
   <w:style w:type="paragraph" w:styleId="Heading7">
@@ -752,11 +1376,10 @@
       <w:outlineLvl w:val="6"/>
     </w:pPr>
     <w:rPr>
-      <w:rFonts w:asciiTheme="majorHAnsi" w:eastAsiaTheme="majorEastAsia" w:hAnsiTheme="majorHAnsi" w:cstheme="majorBidi" w:ascii="Malgun Gothic" w:hAnsi="Malgun Gothic" w:eastAsia="Malgun Gothic"/>
+      <w:rFonts w:asciiTheme="majorHAnsi" w:eastAsiaTheme="majorEastAsia" w:hAnsiTheme="majorHAnsi" w:cstheme="majorBidi"/>
       <w:i/>
       <w:iCs/>
       <w:color w:val="404040" w:themeColor="text1" w:themeTint="BF"/>
-      <w:sz w:val="20"/>
     </w:rPr>
   </w:style>
   <w:style w:type="paragraph" w:styleId="Heading8">
@@ -776,7 +1399,7 @@
       <w:outlineLvl w:val="7"/>
     </w:pPr>
     <w:rPr>
-      <w:rFonts w:asciiTheme="majorHAnsi" w:eastAsiaTheme="majorEastAsia" w:hAnsiTheme="majorHAnsi" w:cstheme="majorBidi" w:ascii="Malgun Gothic" w:hAnsi="Malgun Gothic" w:eastAsia="Malgun Gothic"/>
+      <w:rFonts w:asciiTheme="majorHAnsi" w:eastAsiaTheme="majorEastAsia" w:hAnsiTheme="majorHAnsi" w:cstheme="majorBidi"/>
       <w:color w:val="4F81BD" w:themeColor="accent1"/>
       <w:sz w:val="20"/>
       <w:szCs w:val="20"/>
@@ -799,7 +1422,7 @@
       <w:outlineLvl w:val="8"/>
     </w:pPr>
     <w:rPr>
-      <w:rFonts w:asciiTheme="majorHAnsi" w:eastAsiaTheme="majorEastAsia" w:hAnsiTheme="majorHAnsi" w:cstheme="majorBidi" w:ascii="Malgun Gothic" w:hAnsi="Malgun Gothic" w:eastAsia="Malgun Gothic"/>
+      <w:rFonts w:asciiTheme="majorHAnsi" w:eastAsiaTheme="majorEastAsia" w:hAnsiTheme="majorHAnsi" w:cstheme="majorBidi"/>
       <w:i/>
       <w:iCs/>
       <w:color w:val="404040" w:themeColor="text1" w:themeTint="BF"/>
@@ -812,10 +1435,6 @@
     <w:uiPriority w:val="1"/>
     <w:semiHidden/>
     <w:unhideWhenUsed/>
-    <w:rPr>
-      <w:rFonts w:ascii="Malgun Gothic" w:hAnsi="Malgun Gothic" w:eastAsia="Malgun Gothic"/>
-      <w:sz w:val="20"/>
-    </w:rPr>
   </w:style>
   <w:style w:type="table" w:default="1" w:styleId="TableNormal">
     <w:name w:val="Normal Table"/>
@@ -846,10 +1465,6 @@
     <w:pPr>
       <w:spacing w:after="0" w:line="240" w:lineRule="auto"/>
     </w:pPr>
-    <w:rPr>
-      <w:rFonts w:ascii="Malgun Gothic" w:hAnsi="Malgun Gothic" w:eastAsia="Malgun Gothic"/>
-      <w:sz w:val="20"/>
-    </w:rPr>
   </w:style>
   <w:style w:type="character" w:customStyle="1" w:styleId="Heading1Char">
     <w:name w:val="Heading 1 Char"/>
@@ -858,11 +1473,11 @@
     <w:uiPriority w:val="9"/>
     <w:rsid w:val="00FC693F"/>
     <w:rPr>
-      <w:rFonts w:asciiTheme="majorHAnsi" w:eastAsiaTheme="majorEastAsia" w:hAnsiTheme="majorHAnsi" w:cstheme="majorBidi" w:ascii="Malgun Gothic" w:hAnsi="Malgun Gothic" w:eastAsia="Malgun Gothic"/>
+      <w:rFonts w:asciiTheme="majorHAnsi" w:eastAsiaTheme="majorEastAsia" w:hAnsiTheme="majorHAnsi" w:cstheme="majorBidi"/>
       <w:b/>
       <w:bCs/>
       <w:color w:val="365F91" w:themeColor="accent1" w:themeShade="BF"/>
-      <w:sz w:val="20"/>
+      <w:sz w:val="28"/>
       <w:szCs w:val="28"/>
     </w:rPr>
   </w:style>
@@ -873,11 +1488,11 @@
     <w:uiPriority w:val="9"/>
     <w:rsid w:val="00FC693F"/>
     <w:rPr>
-      <w:rFonts w:asciiTheme="majorHAnsi" w:eastAsiaTheme="majorEastAsia" w:hAnsiTheme="majorHAnsi" w:cstheme="majorBidi" w:ascii="Malgun Gothic" w:hAnsi="Malgun Gothic" w:eastAsia="Malgun Gothic"/>
+      <w:rFonts w:asciiTheme="majorHAnsi" w:eastAsiaTheme="majorEastAsia" w:hAnsiTheme="majorHAnsi" w:cstheme="majorBidi"/>
       <w:b/>
       <w:bCs/>
       <w:color w:val="4F81BD" w:themeColor="accent1"/>
-      <w:sz w:val="20"/>
+      <w:sz w:val="26"/>
       <w:szCs w:val="26"/>
     </w:rPr>
   </w:style>
@@ -888,11 +1503,10 @@
     <w:uiPriority w:val="9"/>
     <w:rsid w:val="00FC693F"/>
     <w:rPr>
-      <w:rFonts w:asciiTheme="majorHAnsi" w:eastAsiaTheme="majorEastAsia" w:hAnsiTheme="majorHAnsi" w:cstheme="majorBidi" w:ascii="Malgun Gothic" w:hAnsi="Malgun Gothic" w:eastAsia="Malgun Gothic"/>
+      <w:rFonts w:asciiTheme="majorHAnsi" w:eastAsiaTheme="majorEastAsia" w:hAnsiTheme="majorHAnsi" w:cstheme="majorBidi"/>
       <w:b/>
       <w:bCs/>
       <w:color w:val="4F81BD" w:themeColor="accent1"/>
-      <w:sz w:val="20"/>
     </w:rPr>
   </w:style>
   <w:style w:type="paragraph" w:styleId="Title">
@@ -911,11 +1525,11 @@
       <w:contextualSpacing/>
     </w:pPr>
     <w:rPr>
-      <w:rFonts w:asciiTheme="majorHAnsi" w:eastAsiaTheme="majorEastAsia" w:hAnsiTheme="majorHAnsi" w:cstheme="majorBidi" w:ascii="Malgun Gothic" w:hAnsi="Malgun Gothic" w:eastAsia="Malgun Gothic"/>
+      <w:rFonts w:asciiTheme="majorHAnsi" w:eastAsiaTheme="majorEastAsia" w:hAnsiTheme="majorHAnsi" w:cstheme="majorBidi"/>
       <w:color w:val="17365D" w:themeColor="text2" w:themeShade="BF"/>
       <w:spacing w:val="5"/>
       <w:kern w:val="28"/>
-      <w:sz w:val="20"/>
+      <w:sz w:val="52"/>
       <w:szCs w:val="52"/>
     </w:rPr>
   </w:style>
@@ -926,11 +1540,11 @@
     <w:uiPriority w:val="10"/>
     <w:rsid w:val="00FC693F"/>
     <w:rPr>
-      <w:rFonts w:asciiTheme="majorHAnsi" w:eastAsiaTheme="majorEastAsia" w:hAnsiTheme="majorHAnsi" w:cstheme="majorBidi" w:ascii="Malgun Gothic" w:hAnsi="Malgun Gothic" w:eastAsia="Malgun Gothic"/>
+      <w:rFonts w:asciiTheme="majorHAnsi" w:eastAsiaTheme="majorEastAsia" w:hAnsiTheme="majorHAnsi" w:cstheme="majorBidi"/>
       <w:color w:val="17365D" w:themeColor="text2" w:themeShade="BF"/>
       <w:spacing w:val="5"/>
       <w:kern w:val="28"/>
-      <w:sz w:val="20"/>
+      <w:sz w:val="52"/>
       <w:szCs w:val="52"/>
     </w:rPr>
   </w:style>
@@ -948,12 +1562,12 @@
       </w:numPr>
     </w:pPr>
     <w:rPr>
-      <w:rFonts w:asciiTheme="majorHAnsi" w:eastAsiaTheme="majorEastAsia" w:hAnsiTheme="majorHAnsi" w:cstheme="majorBidi" w:ascii="Malgun Gothic" w:hAnsi="Malgun Gothic" w:eastAsia="Malgun Gothic"/>
+      <w:rFonts w:asciiTheme="majorHAnsi" w:eastAsiaTheme="majorEastAsia" w:hAnsiTheme="majorHAnsi" w:cstheme="majorBidi"/>
       <w:i/>
       <w:iCs/>
       <w:color w:val="4F81BD" w:themeColor="accent1"/>
       <w:spacing w:val="15"/>
-      <w:sz w:val="20"/>
+      <w:sz w:val="24"/>
       <w:szCs w:val="24"/>
     </w:rPr>
   </w:style>
@@ -964,12 +1578,12 @@
     <w:uiPriority w:val="11"/>
     <w:rsid w:val="00FC693F"/>
     <w:rPr>
-      <w:rFonts w:asciiTheme="majorHAnsi" w:eastAsiaTheme="majorEastAsia" w:hAnsiTheme="majorHAnsi" w:cstheme="majorBidi" w:ascii="Malgun Gothic" w:hAnsi="Malgun Gothic" w:eastAsia="Malgun Gothic"/>
+      <w:rFonts w:asciiTheme="majorHAnsi" w:eastAsiaTheme="majorEastAsia" w:hAnsiTheme="majorHAnsi" w:cstheme="majorBidi"/>
       <w:i/>
       <w:iCs/>
       <w:color w:val="4F81BD" w:themeColor="accent1"/>
       <w:spacing w:val="15"/>
-      <w:sz w:val="20"/>
+      <w:sz w:val="24"/>
       <w:szCs w:val="24"/>
     </w:rPr>
   </w:style>
@@ -983,10 +1597,6 @@
       <w:ind w:left="720"/>
       <w:contextualSpacing/>
     </w:pPr>
-    <w:rPr>
-      <w:rFonts w:ascii="Malgun Gothic" w:hAnsi="Malgun Gothic" w:eastAsia="Malgun Gothic"/>
-      <w:sz w:val="20"/>
-    </w:rPr>
   </w:style>
   <w:style w:type="paragraph" w:styleId="BodyText">
     <w:name w:val="Body Text"/>
@@ -998,10 +1608,6 @@
     <w:pPr>
       <w:spacing w:after="120"/>
     </w:pPr>
-    <w:rPr>
-      <w:rFonts w:ascii="Malgun Gothic" w:hAnsi="Malgun Gothic" w:eastAsia="Malgun Gothic"/>
-      <w:sz w:val="20"/>
-    </w:rPr>
   </w:style>
   <w:style w:type="character" w:customStyle="1" w:styleId="BodyTextChar">
     <w:name w:val="Body Text Char"/>
@@ -1009,10 +1615,6 @@
     <w:link w:val="BodyText"/>
     <w:uiPriority w:val="99"/>
     <w:rsid w:val="00AA1D8D"/>
-    <w:rPr>
-      <w:rFonts w:ascii="Malgun Gothic" w:hAnsi="Malgun Gothic" w:eastAsia="Malgun Gothic"/>
-      <w:sz w:val="20"/>
-    </w:rPr>
   </w:style>
   <w:style w:type="paragraph" w:styleId="BodyText2">
     <w:name w:val="Body Text 2"/>
@@ -1024,10 +1626,6 @@
     <w:pPr>
       <w:spacing w:after="120" w:line="480" w:lineRule="auto"/>
     </w:pPr>
-    <w:rPr>
-      <w:rFonts w:ascii="Malgun Gothic" w:hAnsi="Malgun Gothic" w:eastAsia="Malgun Gothic"/>
-      <w:sz w:val="20"/>
-    </w:rPr>
   </w:style>
   <w:style w:type="character" w:customStyle="1" w:styleId="BodyText2Char">
     <w:name w:val="Body Text 2 Char"/>
@@ -1035,10 +1633,6 @@
     <w:link w:val="BodyText2"/>
     <w:uiPriority w:val="99"/>
     <w:rsid w:val="00AA1D8D"/>
-    <w:rPr>
-      <w:rFonts w:ascii="Malgun Gothic" w:hAnsi="Malgun Gothic" w:eastAsia="Malgun Gothic"/>
-      <w:sz w:val="20"/>
-    </w:rPr>
   </w:style>
   <w:style w:type="paragraph" w:styleId="BodyText3">
     <w:name w:val="Body Text 3"/>
@@ -1051,8 +1645,7 @@
       <w:spacing w:after="120"/>
     </w:pPr>
     <w:rPr>
-      <w:rFonts w:ascii="Malgun Gothic" w:hAnsi="Malgun Gothic" w:eastAsia="Malgun Gothic"/>
-      <w:sz w:val="20"/>
+      <w:sz w:val="16"/>
       <w:szCs w:val="16"/>
     </w:rPr>
   </w:style>
@@ -1063,8 +1656,7 @@
     <w:uiPriority w:val="99"/>
     <w:rsid w:val="00AA1D8D"/>
     <w:rPr>
-      <w:rFonts w:ascii="Malgun Gothic" w:hAnsi="Malgun Gothic" w:eastAsia="Malgun Gothic"/>
-      <w:sz w:val="20"/>
+      <w:sz w:val="16"/>
       <w:szCs w:val="16"/>
     </w:rPr>
   </w:style>
@@ -1078,10 +1670,6 @@
       <w:ind w:left="360" w:hanging="360"/>
       <w:contextualSpacing/>
     </w:pPr>
-    <w:rPr>
-      <w:rFonts w:ascii="Malgun Gothic" w:hAnsi="Malgun Gothic" w:eastAsia="Malgun Gothic"/>
-      <w:sz w:val="20"/>
-    </w:rPr>
   </w:style>
   <w:style w:type="paragraph" w:styleId="List2">
     <w:name w:val="List 2"/>
@@ -1093,10 +1681,6 @@
       <w:ind w:left="720" w:hanging="360"/>
       <w:contextualSpacing/>
     </w:pPr>
-    <w:rPr>
-      <w:rFonts w:ascii="Malgun Gothic" w:hAnsi="Malgun Gothic" w:eastAsia="Malgun Gothic"/>
-      <w:sz w:val="20"/>
-    </w:rPr>
   </w:style>
   <w:style w:type="paragraph" w:styleId="List3">
     <w:name w:val="List 3"/>
@@ -1108,10 +1692,6 @@
       <w:ind w:left="1080" w:hanging="360"/>
       <w:contextualSpacing/>
     </w:pPr>
-    <w:rPr>
-      <w:rFonts w:ascii="Malgun Gothic" w:hAnsi="Malgun Gothic" w:eastAsia="Malgun Gothic"/>
-      <w:sz w:val="20"/>
-    </w:rPr>
   </w:style>
   <w:style w:type="paragraph" w:styleId="ListBullet">
     <w:name w:val="List Bullet"/>
@@ -1125,10 +1705,6 @@
       </w:numPr>
       <w:contextualSpacing/>
     </w:pPr>
-    <w:rPr>
-      <w:rFonts w:ascii="Malgun Gothic" w:hAnsi="Malgun Gothic" w:eastAsia="Malgun Gothic"/>
-      <w:sz w:val="20"/>
-    </w:rPr>
   </w:style>
   <w:style w:type="paragraph" w:styleId="ListBullet2">
     <w:name w:val="List Bullet 2"/>
@@ -1142,10 +1718,6 @@
       </w:numPr>
       <w:contextualSpacing/>
     </w:pPr>
-    <w:rPr>
-      <w:rFonts w:ascii="Malgun Gothic" w:hAnsi="Malgun Gothic" w:eastAsia="Malgun Gothic"/>
-      <w:sz w:val="20"/>
-    </w:rPr>
   </w:style>
   <w:style w:type="paragraph" w:styleId="ListBullet3">
     <w:name w:val="List Bullet 3"/>
@@ -1159,10 +1731,6 @@
       </w:numPr>
       <w:contextualSpacing/>
     </w:pPr>
-    <w:rPr>
-      <w:rFonts w:ascii="Malgun Gothic" w:hAnsi="Malgun Gothic" w:eastAsia="Malgun Gothic"/>
-      <w:sz w:val="20"/>
-    </w:rPr>
   </w:style>
   <w:style w:type="paragraph" w:styleId="ListNumber">
     <w:name w:val="List Number"/>
@@ -1176,10 +1744,6 @@
       </w:numPr>
       <w:contextualSpacing/>
     </w:pPr>
-    <w:rPr>
-      <w:rFonts w:ascii="Malgun Gothic" w:hAnsi="Malgun Gothic" w:eastAsia="Malgun Gothic"/>
-      <w:sz w:val="20"/>
-    </w:rPr>
   </w:style>
   <w:style w:type="paragraph" w:styleId="ListNumber2">
     <w:name w:val="List Number 2"/>
@@ -1193,10 +1757,6 @@
       </w:numPr>
       <w:contextualSpacing/>
     </w:pPr>
-    <w:rPr>
-      <w:rFonts w:ascii="Malgun Gothic" w:hAnsi="Malgun Gothic" w:eastAsia="Malgun Gothic"/>
-      <w:sz w:val="20"/>
-    </w:rPr>
   </w:style>
   <w:style w:type="paragraph" w:styleId="ListNumber3">
     <w:name w:val="List Number 3"/>
@@ -1210,10 +1770,6 @@
       </w:numPr>
       <w:contextualSpacing/>
     </w:pPr>
-    <w:rPr>
-      <w:rFonts w:ascii="Malgun Gothic" w:hAnsi="Malgun Gothic" w:eastAsia="Malgun Gothic"/>
-      <w:sz w:val="20"/>
-    </w:rPr>
   </w:style>
   <w:style w:type="paragraph" w:styleId="ListContinue">
     <w:name w:val="List Continue"/>
@@ -1226,10 +1782,6 @@
       <w:ind w:left="360"/>
       <w:contextualSpacing/>
     </w:pPr>
-    <w:rPr>
-      <w:rFonts w:ascii="Malgun Gothic" w:hAnsi="Malgun Gothic" w:eastAsia="Malgun Gothic"/>
-      <w:sz w:val="20"/>
-    </w:rPr>
   </w:style>
   <w:style w:type="paragraph" w:styleId="ListContinue2">
     <w:name w:val="List Continue 2"/>
@@ -1242,10 +1794,6 @@
       <w:ind w:left="720"/>
       <w:contextualSpacing/>
     </w:pPr>
-    <w:rPr>
-      <w:rFonts w:ascii="Malgun Gothic" w:hAnsi="Malgun Gothic" w:eastAsia="Malgun Gothic"/>
-      <w:sz w:val="20"/>
-    </w:rPr>
   </w:style>
   <w:style w:type="paragraph" w:styleId="ListContinue3">
     <w:name w:val="List Continue 3"/>
@@ -1258,10 +1806,6 @@
       <w:ind w:left="1080"/>
       <w:contextualSpacing/>
     </w:pPr>
-    <w:rPr>
-      <w:rFonts w:ascii="Malgun Gothic" w:hAnsi="Malgun Gothic" w:eastAsia="Malgun Gothic"/>
-      <w:sz w:val="20"/>
-    </w:rPr>
   </w:style>
   <w:style w:type="paragraph" w:styleId="MacroText">
     <w:name w:val="macro"/>
@@ -1281,7 +1825,7 @@
       </w:tabs>
     </w:pPr>
     <w:rPr>
-      <w:rFonts w:ascii="Malgun Gothic" w:hAnsi="Malgun Gothic" w:eastAsia="Malgun Gothic"/>
+      <w:rFonts w:ascii="Courier" w:hAnsi="Courier"/>
       <w:sz w:val="20"/>
       <w:szCs w:val="20"/>
     </w:rPr>
@@ -1293,7 +1837,7 @@
     <w:uiPriority w:val="99"/>
     <w:rsid w:val="0029639D"/>
     <w:rPr>
-      <w:rFonts w:ascii="Malgun Gothic" w:hAnsi="Malgun Gothic" w:eastAsia="Malgun Gothic"/>
+      <w:rFonts w:ascii="Courier" w:hAnsi="Courier"/>
       <w:sz w:val="20"/>
       <w:szCs w:val="20"/>
     </w:rPr>
@@ -1307,11 +1851,9 @@
     <w:qFormat/>
     <w:rsid w:val="00FC693F"/>
     <w:rPr>
-      <w:rFonts w:ascii="Malgun Gothic" w:hAnsi="Malgun Gothic" w:eastAsia="Malgun Gothic"/>
       <w:i/>
       <w:iCs/>
       <w:color w:val="000000" w:themeColor="text1"/>
-      <w:sz w:val="20"/>
     </w:rPr>
   </w:style>
   <w:style w:type="character" w:customStyle="1" w:styleId="QuoteChar">
@@ -1321,11 +1863,9 @@
     <w:uiPriority w:val="29"/>
     <w:rsid w:val="00FC693F"/>
     <w:rPr>
-      <w:rFonts w:ascii="Malgun Gothic" w:hAnsi="Malgun Gothic" w:eastAsia="Malgun Gothic"/>
       <w:i/>
       <w:iCs/>
       <w:color w:val="000000" w:themeColor="text1"/>
-      <w:sz w:val="20"/>
     </w:rPr>
   </w:style>
   <w:style w:type="character" w:customStyle="1" w:styleId="Heading4Char">
@@ -1336,13 +1876,12 @@
     <w:semiHidden/>
     <w:rsid w:val="00FC693F"/>
     <w:rPr>
-      <w:rFonts w:asciiTheme="majorHAnsi" w:eastAsiaTheme="majorEastAsia" w:hAnsiTheme="majorHAnsi" w:cstheme="majorBidi" w:ascii="Malgun Gothic" w:hAnsi="Malgun Gothic" w:eastAsia="Malgun Gothic"/>
+      <w:rFonts w:asciiTheme="majorHAnsi" w:eastAsiaTheme="majorEastAsia" w:hAnsiTheme="majorHAnsi" w:cstheme="majorBidi"/>
       <w:b/>
       <w:bCs/>
       <w:i/>
       <w:iCs/>
       <w:color w:val="4F81BD" w:themeColor="accent1"/>
-      <w:sz w:val="20"/>
     </w:rPr>
   </w:style>
   <w:style w:type="character" w:customStyle="1" w:styleId="Heading5Char">
@@ -1353,9 +1892,8 @@
     <w:semiHidden/>
     <w:rsid w:val="00FC693F"/>
     <w:rPr>
-      <w:rFonts w:asciiTheme="majorHAnsi" w:eastAsiaTheme="majorEastAsia" w:hAnsiTheme="majorHAnsi" w:cstheme="majorBidi" w:ascii="Malgun Gothic" w:hAnsi="Malgun Gothic" w:eastAsia="Malgun Gothic"/>
+      <w:rFonts w:asciiTheme="majorHAnsi" w:eastAsiaTheme="majorEastAsia" w:hAnsiTheme="majorHAnsi" w:cstheme="majorBidi"/>
       <w:color w:val="243F60" w:themeColor="accent1" w:themeShade="7F"/>
-      <w:sz w:val="20"/>
     </w:rPr>
   </w:style>
   <w:style w:type="character" w:customStyle="1" w:styleId="Heading6Char">
@@ -1366,11 +1904,10 @@
     <w:semiHidden/>
     <w:rsid w:val="00FC693F"/>
     <w:rPr>
-      <w:rFonts w:asciiTheme="majorHAnsi" w:eastAsiaTheme="majorEastAsia" w:hAnsiTheme="majorHAnsi" w:cstheme="majorBidi" w:ascii="Malgun Gothic" w:hAnsi="Malgun Gothic" w:eastAsia="Malgun Gothic"/>
+      <w:rFonts w:asciiTheme="majorHAnsi" w:eastAsiaTheme="majorEastAsia" w:hAnsiTheme="majorHAnsi" w:cstheme="majorBidi"/>
       <w:i/>
       <w:iCs/>
       <w:color w:val="243F60" w:themeColor="accent1" w:themeShade="7F"/>
-      <w:sz w:val="20"/>
     </w:rPr>
   </w:style>
   <w:style w:type="character" w:customStyle="1" w:styleId="Heading7Char">
@@ -1381,11 +1918,10 @@
     <w:semiHidden/>
     <w:rsid w:val="00FC693F"/>
     <w:rPr>
-      <w:rFonts w:asciiTheme="majorHAnsi" w:eastAsiaTheme="majorEastAsia" w:hAnsiTheme="majorHAnsi" w:cstheme="majorBidi" w:ascii="Malgun Gothic" w:hAnsi="Malgun Gothic" w:eastAsia="Malgun Gothic"/>
+      <w:rFonts w:asciiTheme="majorHAnsi" w:eastAsiaTheme="majorEastAsia" w:hAnsiTheme="majorHAnsi" w:cstheme="majorBidi"/>
       <w:i/>
       <w:iCs/>
       <w:color w:val="404040" w:themeColor="text1" w:themeTint="BF"/>
-      <w:sz w:val="20"/>
     </w:rPr>
   </w:style>
   <w:style w:type="character" w:customStyle="1" w:styleId="Heading8Char">
@@ -1396,7 +1932,7 @@
     <w:semiHidden/>
     <w:rsid w:val="00FC693F"/>
     <w:rPr>
-      <w:rFonts w:asciiTheme="majorHAnsi" w:eastAsiaTheme="majorEastAsia" w:hAnsiTheme="majorHAnsi" w:cstheme="majorBidi" w:ascii="Malgun Gothic" w:hAnsi="Malgun Gothic" w:eastAsia="Malgun Gothic"/>
+      <w:rFonts w:asciiTheme="majorHAnsi" w:eastAsiaTheme="majorEastAsia" w:hAnsiTheme="majorHAnsi" w:cstheme="majorBidi"/>
       <w:color w:val="4F81BD" w:themeColor="accent1"/>
       <w:sz w:val="20"/>
       <w:szCs w:val="20"/>
@@ -1410,7 +1946,7 @@
     <w:semiHidden/>
     <w:rsid w:val="00FC693F"/>
     <w:rPr>
-      <w:rFonts w:asciiTheme="majorHAnsi" w:eastAsiaTheme="majorEastAsia" w:hAnsiTheme="majorHAnsi" w:cstheme="majorBidi" w:ascii="Malgun Gothic" w:hAnsi="Malgun Gothic" w:eastAsia="Malgun Gothic"/>
+      <w:rFonts w:asciiTheme="majorHAnsi" w:eastAsiaTheme="majorEastAsia" w:hAnsiTheme="majorHAnsi" w:cstheme="majorBidi"/>
       <w:i/>
       <w:iCs/>
       <w:color w:val="404040" w:themeColor="text1" w:themeTint="BF"/>
@@ -1431,11 +1967,10 @@
       <w:spacing w:line="240" w:lineRule="auto"/>
     </w:pPr>
     <w:rPr>
-      <w:rFonts w:ascii="Malgun Gothic" w:hAnsi="Malgun Gothic" w:eastAsia="Malgun Gothic"/>
       <w:b/>
       <w:bCs/>
       <w:color w:val="4F81BD" w:themeColor="accent1"/>
-      <w:sz w:val="20"/>
+      <w:sz w:val="18"/>
       <w:szCs w:val="18"/>
     </w:rPr>
   </w:style>
@@ -1446,10 +1981,8 @@
     <w:qFormat/>
     <w:rsid w:val="00FC693F"/>
     <w:rPr>
-      <w:rFonts w:ascii="Malgun Gothic" w:hAnsi="Malgun Gothic" w:eastAsia="Malgun Gothic"/>
       <w:b/>
       <w:bCs/>
-      <w:sz w:val="20"/>
     </w:rPr>
   </w:style>
   <w:style w:type="character" w:styleId="Emphasis">
@@ -1459,10 +1992,8 @@
     <w:qFormat/>
     <w:rsid w:val="00FC693F"/>
     <w:rPr>
-      <w:rFonts w:ascii="Malgun Gothic" w:hAnsi="Malgun Gothic" w:eastAsia="Malgun Gothic"/>
       <w:i/>
       <w:iCs/>
-      <w:sz w:val="20"/>
     </w:rPr>
   </w:style>
   <w:style w:type="paragraph" w:styleId="IntenseQuote">
@@ -1481,13 +2012,11 @@
       <w:ind w:left="936" w:right="936"/>
     </w:pPr>
     <w:rPr>
-      <w:rFonts w:ascii="Malgun Gothic" w:hAnsi="Malgun Gothic" w:eastAsia="Malgun Gothic"/>
       <w:b/>
       <w:bCs/>
       <w:i/>
       <w:iCs/>
       <w:color w:val="4F81BD" w:themeColor="accent1"/>
-      <w:sz w:val="20"/>
     </w:rPr>
   </w:style>
   <w:style w:type="character" w:customStyle="1" w:styleId="IntenseQuoteChar">
@@ -1497,13 +2026,11 @@
     <w:uiPriority w:val="30"/>
     <w:rsid w:val="00FC693F"/>
     <w:rPr>
-      <w:rFonts w:ascii="Malgun Gothic" w:hAnsi="Malgun Gothic" w:eastAsia="Malgun Gothic"/>
       <w:b/>
       <w:bCs/>
       <w:i/>
       <w:iCs/>
       <w:color w:val="4F81BD" w:themeColor="accent1"/>
-      <w:sz w:val="20"/>
     </w:rPr>
   </w:style>
   <w:style w:type="character" w:styleId="SubtleEmphasis">
@@ -1513,11 +2040,9 @@
     <w:qFormat/>
     <w:rsid w:val="00FC693F"/>
     <w:rPr>
-      <w:rFonts w:ascii="Malgun Gothic" w:hAnsi="Malgun Gothic" w:eastAsia="Malgun Gothic"/>
       <w:i/>
       <w:iCs/>
       <w:color w:val="808080" w:themeColor="text1" w:themeTint="7F"/>
-      <w:sz w:val="20"/>
     </w:rPr>
   </w:style>
   <w:style w:type="character" w:styleId="IntenseEmphasis">
@@ -1527,13 +2052,11 @@
     <w:qFormat/>
     <w:rsid w:val="00FC693F"/>
     <w:rPr>
-      <w:rFonts w:ascii="Malgun Gothic" w:hAnsi="Malgun Gothic" w:eastAsia="Malgun Gothic"/>
       <w:b/>
       <w:bCs/>
       <w:i/>
       <w:iCs/>
       <w:color w:val="4F81BD" w:themeColor="accent1"/>
-      <w:sz w:val="20"/>
     </w:rPr>
   </w:style>
   <w:style w:type="character" w:styleId="SubtleReference">
@@ -1543,10 +2066,8 @@
     <w:qFormat/>
     <w:rsid w:val="00FC693F"/>
     <w:rPr>
-      <w:rFonts w:ascii="Malgun Gothic" w:hAnsi="Malgun Gothic" w:eastAsia="Malgun Gothic"/>
       <w:smallCaps/>
       <w:color w:val="C0504D" w:themeColor="accent2"/>
-      <w:sz w:val="20"/>
       <w:u w:val="single"/>
     </w:rPr>
   </w:style>
@@ -1557,13 +2078,11 @@
     <w:qFormat/>
     <w:rsid w:val="00FC693F"/>
     <w:rPr>
-      <w:rFonts w:ascii="Malgun Gothic" w:hAnsi="Malgun Gothic" w:eastAsia="Malgun Gothic"/>
       <w:b/>
       <w:bCs/>
       <w:smallCaps/>
       <w:color w:val="C0504D" w:themeColor="accent2"/>
       <w:spacing w:val="5"/>
-      <w:sz w:val="20"/>
       <w:u w:val="single"/>
     </w:rPr>
   </w:style>
@@ -1574,12 +2093,10 @@
     <w:qFormat/>
     <w:rsid w:val="00FC693F"/>
     <w:rPr>
-      <w:rFonts w:ascii="Malgun Gothic" w:hAnsi="Malgun Gothic" w:eastAsia="Malgun Gothic"/>
       <w:b/>
       <w:bCs/>
       <w:smallCaps/>
       <w:spacing w:val="5"/>
-      <w:sz w:val="20"/>
     </w:rPr>
   </w:style>
   <w:style w:type="paragraph" w:styleId="TOCHeading">
@@ -1594,10 +2111,6 @@
     <w:pPr>
       <w:outlineLvl w:val="9"/>
     </w:pPr>
-    <w:rPr>
-      <w:rFonts w:ascii="Malgun Gothic" w:hAnsi="Malgun Gothic" w:eastAsia="Malgun Gothic"/>
-      <w:sz w:val="20"/>
-    </w:rPr>
   </w:style>
   <w:style w:type="table" w:styleId="TableGrid">
     <w:name w:val="Table Grid"/>

--- a/public/dontstop-lecture/proposal-institution.docx
+++ b/public/dontstop-lecture/proposal-institution.docx
@@ -739,7 +739,12 @@
     </w:p>
     <w:p>
       <w:r>
-        <w:t>사진·학력·경력·자격은 별첨 강사 프로필 양식에 실제 이력을 작성해 제출합니다.</w:t>
+        <w:t>호주 시드니대학교 졸업 · 해외 생활 경험.</w:t>
+      </w:r>
+    </w:p>
+    <w:p>
+      <w:r>
+        <w:t>사진과 추가 이력은 기관 요청에 맞춰 확인해 제공합니다.</w:t>
       </w:r>
     </w:p>
     <w:p>
